--- a/Anteproyecto_v7.docx
+++ b/Anteproyecto_v7.docx
@@ -13554,7 +13554,7 @@
         <w:rPr>
           <w:rtl w:val="0"/>
         </w:rPr>
-        <w:t xml:space="preserve">Una vez finalizadas las funcionalidades principales del proyecto, se realizarán pruebas de caja negra y caja blanca con la finalidad de detectar errores funcionales, inconsistencias lógicas y comportamientos inesperados.</w:t>
+        <w:t xml:space="preserve">Una vez finalizadas las funcionalidades principales del proyecto se realizarán pruebas de caja negra sobre cada funcionalidad, con la finalidad de detectar errores funcionales, inconsistencias lógicas y comportamientos inesperados. Las pruebas se documentan con los datos utilizados, el resultado esperado y el obtenido.</w:t>
       </w:r>
     </w:p>
     <w:p>
@@ -13698,33 +13698,7 @@
         <w:rPr>
           <w:rtl w:val="0"/>
         </w:rPr>
-        <w:t xml:space="preserve">El objetivo será comprobar que el sistema responda correctamente a las acciones realizadas por los usuarios y cumpla con los requerimientos establecidos.</w:t>
-      </w:r>
-    </w:p>
-    <w:p>
-      <w:pPr>
-        <w:pStyle w:val="Heading3"/>
-        <w:ind w:firstLine="0"/>
-        <w:rPr/>
-      </w:pPr>
-      <w:bookmarkStart w:colFirst="0" w:colLast="0" w:name="_ahdmz1izg9zh" w:id="123"/>
-      <w:bookmarkEnd w:id="123"/>
-      <w:r>
-        <w:rPr>
-          <w:rtl w:val="0"/>
-        </w:rPr>
-        <w:t xml:space="preserve">Pruebas de Caja Blanca</w:t>
-      </w:r>
-    </w:p>
-    <w:p>
-      <w:pPr>
-        <w:rPr/>
-      </w:pPr>
-      <w:r>
-        <w:rPr>
-          <w:rtl w:val="0"/>
-        </w:rPr>
-        <w:t xml:space="preserve">Las pruebas de caja blanca estarán enfocadas en verificar el correcto funcionamiento de la lógica interna del sistema.</w:t>
+        <w:t xml:space="preserve">El objetivo será comprobar que el sistema responda correctamente a las acciones realizadas por los usuarios y cumpla con los requerimientos establecidos. Se incluyen los casos de borde de los cálculos que el sistema resuelve solo —la categoría del animal en la edad de cambio, el alcance de la verificación de consanguinidad y la estimación de producción de una lactancia abierta y de una cerrada—, verificados desde la pantalla que los muestra.</w:t>
       </w:r>
     </w:p>
     <w:p>

--- a/Anteproyecto_v7.docx
+++ b/Anteproyecto_v7.docx
@@ -603,29 +603,29 @@
         <w:rPr>
           <w:rtl w:val="0"/>
         </w:rPr>
-        <w:t xml:space="preserve">El presente proyecto aborda el análisis, diseño y planificación de un sistema de gestión integral orientado a un establecimiento lechero ubicado en Colonia Cosmopolita, Uruguay. La propuesta surge a partir de la necesidad de digitalizar y centralizar la información vinculada a los procesos productivos, reproductivos y sanitarios del tambo.</w:t>
-      </w:r>
-    </w:p>
-    <w:p>
-      <w:pPr>
-        <w:rPr/>
-      </w:pPr>
-      <w:r>
-        <w:rPr>
-          <w:rtl w:val="0"/>
-        </w:rPr>
-        <w:t xml:space="preserve">Actualmente, la gestión del establecimiento se realiza mediante registros manuales, lo que genera dispersión de la información, dificultades en el acceso a datos históricos y limitaciones para el análisis oportuno de indicadores clave. Esta situación impacta directamente en la eficiencia operativa y en la toma de decisiones.</w:t>
-      </w:r>
-    </w:p>
-    <w:p>
-      <w:pPr>
-        <w:rPr/>
-      </w:pPr>
-      <w:r>
-        <w:rPr>
-          <w:rtl w:val="0"/>
-        </w:rPr>
-        <w:t xml:space="preserve">En este contexto, se propone el desarrollo de una solución que permita registrar y organizar de forma estructurada la información del rodeo, incluyendo el seguimiento de animales, control de producción láctea, gestión reproductiva, sanitaria y administración de insumos. Asimismo, el sistema facilitará la generación de reportes y alertas sobre eventos relevantes, contribuyendo a una gestión más precisa y eficiente del establecimiento.</w:t>
+        <w:t xml:space="preserve">El presente trabajo abarca el análisis, el diseño, el desarrollo y la implementación de un sistema de gestión integral para un establecimiento lechero ubicado en Colonia Cosmopolita, Uruguay. El proyecto surgió de la necesidad de digitalizar y centralizar la información vinculada a los procesos productivos, reproductivos y sanitarios del tambo.</w:t>
+      </w:r>
+    </w:p>
+    <w:p>
+      <w:pPr>
+        <w:rPr/>
+      </w:pPr>
+      <w:r>
+        <w:rPr>
+          <w:rtl w:val="0"/>
+        </w:rPr>
+        <w:t xml:space="preserve">Antes del sistema, la gestión del establecimiento se realizaba mediante registros manuales en cuadernos y pizarrones, lo que generaba dispersión de la información, dificultades para acceder a los datos históricos y limitaciones para analizar los indicadores del rodeo. Esa situación impactaba directamente en la eficiencia operativa y en la toma de decisiones.</w:t>
+      </w:r>
+    </w:p>
+    <w:p>
+      <w:pPr>
+        <w:rPr/>
+      </w:pPr>
+      <w:r>
+        <w:rPr>
+          <w:rtl w:val="0"/>
+        </w:rPr>
+        <w:t xml:space="preserve">El sistema que se implementó es una aplicación web que registra y organiza la información del rodeo: el seguimiento individual de cada animal y su genealogía, el control de la producción de leche por lote y por animal, la gestión reproductiva completa —celo, servicio, tacto y parto—, la sanidad con sus planes preventivos y la administración de insumos con su stock. Genera además reportes en PDF y en Excel, y envía alertas y un resumen diario de tareas pendientes a través de un bot de Telegram.</w:t>
       </w:r>
     </w:p>
     <w:p>
@@ -645,7 +645,41 @@
         <w:rPr>
           <w:rtl w:val="0"/>
         </w:rPr>
-        <w:t xml:space="preserve">El objetivo principal del proyecto es proporcionar una herramienta que optimice la administración del tambo, mejorando la disponibilidad de la información y favoreciendo la toma de decisiones basada en datos.</w:t>
+        <w:t xml:space="preserve">Una particularidad del sistema es que las reglas del tambo viven dentro de él y no en la memoria de quien carga los datos: la categoría del animal, la fecha probable de parto, la fecha recomendada de secado y el período en que la leche no se puede vender los calcula el sistema, y un dato cargado una sola vez propaga sus consecuencias a los demás módulos. Para su construcción se adoptó una arquitectura en tres capas —presentación, dominio y persistencia—, desarrollada en C# sobre .NET con MySQL como gestor de base de datos.</w:t>
+      </w:r>
+    </w:p>
+    <w:p>
+      <w:pPr>
+        <w:pStyle w:val="Heading2"/>
+        <w:rPr/>
+      </w:pPr>
+      <w:bookmarkStart w:colFirst="0" w:colLast="0" w:name="_ekky47j80xrh" w:id="12"/>
+      <w:bookmarkEnd w:id="12"/>
+      <w:r>
+        <w:rPr>
+          <w:rtl w:val="0"/>
+        </w:rPr>
+        <w:t xml:space="preserve">PALABRAS CLAVE</w:t>
+      </w:r>
+    </w:p>
+    <w:p>
+      <w:pPr>
+        <w:rPr/>
+        <w:sectPr>
+          <w:headerReference r:id="rId8" w:type="first"/>
+          <w:footerReference r:id="rId9" w:type="default"/>
+          <w:footerReference r:id="rId10" w:type="first"/>
+          <w:type w:val="nextPage"/>
+          <w:pgSz w:h="16838" w:w="11906" w:orient="portrait"/>
+          <w:pgMar w:bottom="1440" w:top="1440" w:left="1440" w:right="1440" w:header="720" w:footer="720"/>
+          <w:pgNumType w:start="1"/>
+        </w:sectPr>
+      </w:pPr>
+      <w:r>
+        <w:rPr>
+          <w:rtl w:val="0"/>
+        </w:rPr>
+        <w:t xml:space="preserve">Tambo · Ganadería lechera · Gestión del rodeo · Producción de leche · Control lechero · Gestión reproductiva · Sanidad animal · Trazabilidad · Aplicación web · C# · .NET · MySQL · Telegram</w:t>
       </w:r>
     </w:p>
     <w:p>
@@ -1644,18 +1678,18 @@
         <w:rPr>
           <w:rtl w:val="0"/>
         </w:rPr>
-        <w:t xml:space="preserve">El presente proyecto surge como respuesta a esta problemática, enfocándose en la digitalización y centralización de la operativa de un tambo específico en Colonia Cosmopolita. Desde una perspectiva académica, este trabajo tiene como propósito integrar y aplicar los conocimientos técnicos adquiridos a lo largo de la carrera de Analista Programador, abordando el ciclo de vida completo del desarrollo de software: desde el relevamiento de requerimientos y el diseño de bases de datos, hasta la implementación de una solución web robusta y funcional.</w:t>
-      </w:r>
-    </w:p>
-    <w:p>
-      <w:pPr>
-        <w:rPr/>
-      </w:pPr>
-      <w:r>
-        <w:rPr>
-          <w:rtl w:val="0"/>
-        </w:rPr>
-        <w:t xml:space="preserve">El alcance de la solución propuesta se centra estrictamente en la gestión interna del establecimiento. Se busca transformar los datos aislados en información estructurada, proporcionando a la administración una herramienta que no solo resguarde la integridad de los registros, sino que también automatice la generación de reportes e indicadores clave, facilitando así una gestión agropecuaria más profesional, ágil y segura.</w:t>
+        <w:t xml:space="preserve">Este proyecto se realizó como respuesta a esa problemática, enfocado en la digitalización y centralización de la operativa de un tambo de Colonia Cosmopolita. Desde una perspectiva académica, el trabajo permitió integrar y aplicar los conocimientos técnicos adquiridos a lo largo de la carrera de Analista Programador, recorriendo el ciclo de vida completo del desarrollo de software: el relevamiento con la usuaria, el análisis, el diseño, la construcción, las pruebas y la puesta en funcionamiento.</w:t>
+      </w:r>
+    </w:p>
+    <w:p>
+      <w:pPr>
+        <w:rPr/>
+      </w:pPr>
+      <w:r>
+        <w:rPr>
+          <w:rtl w:val="0"/>
+        </w:rPr>
+        <w:t xml:space="preserve">El alcance del sistema se centró estrictamente en la gestión interna del establecimiento. Los datos aislados de los cuadernos pasaron a ser información estructurada, y la administración cuenta hoy con una herramienta que resguarda la integridad de los registros, calcula los indicadores del rodeo y avisa de las tareas pendientes sin que haya que ir a buscarlas.</w:t>
       </w:r>
     </w:p>
     <w:p>
@@ -16792,7 +16826,7 @@
         <w:rPr>
           <w:rtl w:val="0"/>
         </w:rPr>
-        <w:t xml:space="preserve">Framework: estructura o conjunto de herramientas y componentes reutilizables que facilitan el desarrollo de aplicaciones de software. </w:t>
+        <w:t xml:space="preserve">Ascendencia: cadena de progenitores de un animal. El sistema la arma a partir de la madre y el padre registrados en cada alta y en cada parto, y la presenta como un árbol navegable.</w:t>
       </w:r>
     </w:p>
     <w:p>
@@ -16824,6 +16858,86 @@
         <w:rPr>
           <w:rtl w:val="0"/>
         </w:rPr>
+        <w:t xml:space="preserve">Caravana: identificación individual del animal, única dentro del sistema. Es la forma en que la encargada lo nombra en el trabajo diario.</w:t>
+      </w:r>
+    </w:p>
+    <w:p>
+      <w:pPr>
+        <w:numPr>
+          <w:ilvl w:val="0"/>
+          <w:numId w:val="37"/>
+        </w:numPr>
+        <w:spacing w:after="0" w:afterAutospacing="0" w:before="0" w:beforeAutospacing="0"/>
+        <w:ind w:left="720" w:hanging="360"/>
+      </w:pPr>
+      <w:r>
+        <w:rPr>
+          <w:rtl w:val="0"/>
+        </w:rPr>
+        <w:t xml:space="preserve">Categoría: clasificación del animal según su sexo, su edad y su condición reproductiva: ternera, vaquillona y vaca en las hembras; ternero, novillo y toro en los machos. Es un valor derivado que el sistema calcula y propone, no un dato que se carga.</w:t>
+      </w:r>
+    </w:p>
+    <w:p>
+      <w:pPr>
+        <w:numPr>
+          <w:ilvl w:val="0"/>
+          <w:numId w:val="37"/>
+        </w:numPr>
+        <w:spacing w:after="0" w:afterAutospacing="0" w:before="0" w:beforeAutospacing="0"/>
+        <w:ind w:left="720" w:hanging="360"/>
+      </w:pPr>
+      <w:r>
+        <w:rPr>
+          <w:rtl w:val="0"/>
+        </w:rPr>
+        <w:t xml:space="preserve">Celo: período en que la hembra acepta el servicio. Se detecta por observación directa del comportamiento del animal. El sistema admite registrarlo a partir de los nueve meses de edad.</w:t>
+      </w:r>
+    </w:p>
+    <w:p>
+      <w:pPr>
+        <w:numPr>
+          <w:ilvl w:val="0"/>
+          <w:numId w:val="37"/>
+        </w:numPr>
+        <w:spacing w:after="0" w:afterAutospacing="0" w:before="0" w:beforeAutospacing="0"/>
+        <w:ind w:left="720" w:hanging="360"/>
+      </w:pPr>
+      <w:r>
+        <w:rPr>
+          <w:rtl w:val="0"/>
+        </w:rPr>
+        <w:t xml:space="preserve">Consanguinidad: parentesco entre la hembra y el reproductor con el que se la pretende servir. El sistema compara la ascendencia de ambos hasta el nivel de los abuelos y advierte si encuentra un antepasado común, sin impedir el registro del servicio.</w:t>
+      </w:r>
+    </w:p>
+    <w:p>
+      <w:pPr>
+        <w:numPr>
+          <w:ilvl w:val="0"/>
+          <w:numId w:val="37"/>
+        </w:numPr>
+        <w:spacing w:after="0" w:afterAutospacing="0" w:before="0" w:beforeAutospacing="0"/>
+        <w:ind w:left="720" w:hanging="360"/>
+      </w:pPr>
+      <w:r>
+        <w:rPr>
+          <w:rtl w:val="0"/>
+        </w:rPr>
+        <w:t xml:space="preserve">Control lechero: medición de la producción de leche animal por animal, que en el establecimiento se realiza una vez por mes. Es lo que permite conocer el rendimiento individual de cada vaca.</w:t>
+      </w:r>
+    </w:p>
+    <w:p>
+      <w:pPr>
+        <w:numPr>
+          <w:ilvl w:val="0"/>
+          <w:numId w:val="37"/>
+        </w:numPr>
+        <w:spacing w:after="0" w:afterAutospacing="0" w:before="0" w:beforeAutospacing="0"/>
+        <w:ind w:left="720" w:hanging="360"/>
+      </w:pPr>
+      <w:r>
+        <w:rPr>
+          <w:rtl w:val="0"/>
+        </w:rPr>
         <w:t xml:space="preserve">CSS3: lenguaje utilizado para definir estilos y diseño visual de páginas web.</w:t>
       </w:r>
     </w:p>
@@ -16840,6 +16954,70 @@
         <w:rPr>
           <w:rtl w:val="0"/>
         </w:rPr>
+        <w:t xml:space="preserve">Descarte de leche: período durante el cual la leche de un animal tratado no puede destinarse a la venta. El sistema lo calcula sumando a la fecha de fin del tratamiento el período de carencia del producto aplicado, e impide sumar al ordeñe al animal mientras esté vigente.</w:t>
+      </w:r>
+    </w:p>
+    <w:p>
+      <w:pPr>
+        <w:numPr>
+          <w:ilvl w:val="0"/>
+          <w:numId w:val="37"/>
+        </w:numPr>
+        <w:spacing w:after="0" w:afterAutospacing="0" w:before="0" w:beforeAutospacing="0"/>
+        <w:ind w:left="720" w:hanging="360"/>
+      </w:pPr>
+      <w:r>
+        <w:rPr>
+          <w:rtl w:val="0"/>
+        </w:rPr>
+        <w:t xml:space="preserve">Descorne: procedimiento que se realiza sobre la cría para evitar el desarrollo de los cuernos. Es de aplicación única en la vida del animal.</w:t>
+      </w:r>
+    </w:p>
+    <w:p>
+      <w:pPr>
+        <w:numPr>
+          <w:ilvl w:val="0"/>
+          <w:numId w:val="37"/>
+        </w:numPr>
+        <w:spacing w:after="0" w:afterAutospacing="0" w:before="0" w:beforeAutospacing="0"/>
+        <w:ind w:left="720" w:hanging="360"/>
+      </w:pPr>
+      <w:r>
+        <w:rPr>
+          <w:rtl w:val="0"/>
+        </w:rPr>
+        <w:t xml:space="preserve">Framework: estructura o conjunto de herramientas y componentes reutilizables que facilitan el desarrollo de aplicaciones de software.</w:t>
+      </w:r>
+    </w:p>
+    <w:p>
+      <w:pPr>
+        <w:numPr>
+          <w:ilvl w:val="0"/>
+          <w:numId w:val="37"/>
+        </w:numPr>
+        <w:spacing w:after="0" w:afterAutospacing="0" w:before="0" w:beforeAutospacing="0"/>
+        <w:ind w:left="720" w:hanging="360"/>
+      </w:pPr>
+      <w:r>
+        <w:rPr>
+          <w:rtl w:val="0"/>
+        </w:rPr>
+        <w:t xml:space="preserve">Gestación: período que transcurre entre el servicio y el parto. El sistema utiliza doscientos ochenta y tres días para calcular la fecha probable de parto.</w:t>
+      </w:r>
+    </w:p>
+    <w:p>
+      <w:pPr>
+        <w:numPr>
+          <w:ilvl w:val="0"/>
+          <w:numId w:val="37"/>
+        </w:numPr>
+        <w:spacing w:after="0" w:afterAutospacing="0" w:before="0" w:beforeAutospacing="0"/>
+        <w:ind w:left="720" w:hanging="360"/>
+      </w:pPr>
+      <w:r>
+        <w:rPr>
+          <w:rtl w:val="0"/>
+        </w:rPr>
         <w:t xml:space="preserve">Git: sistema de control de versiones utilizado para administrar los cambios realizados sobre el proyecto.</w:t>
       </w:r>
     </w:p>
@@ -16849,7 +17027,7 @@
           <w:ilvl w:val="0"/>
           <w:numId w:val="37"/>
         </w:numPr>
-        <w:spacing w:after="0" w:afterAutospacing="0" w:before="0" w:beforeAutospacing="0"/>
+        <w:spacing w:before="0" w:beforeAutospacing="0"/>
         <w:ind w:left="720" w:hanging="360"/>
       </w:pPr>
       <w:r>
@@ -16865,7 +17043,7 @@
           <w:ilvl w:val="0"/>
           <w:numId w:val="37"/>
         </w:numPr>
-        <w:spacing w:after="0" w:afterAutospacing="0" w:before="0" w:beforeAutospacing="0"/>
+        <w:spacing w:before="0" w:beforeAutospacing="0"/>
         <w:ind w:left="720" w:hanging="360"/>
       </w:pPr>
       <w:r>
@@ -16881,7 +17059,23 @@
           <w:ilvl w:val="0"/>
           <w:numId w:val="37"/>
         </w:numPr>
-        <w:spacing w:after="0" w:afterAutospacing="0" w:before="0" w:beforeAutospacing="0"/>
+        <w:spacing w:before="0" w:beforeAutospacing="0"/>
+        <w:ind w:left="720" w:hanging="360"/>
+      </w:pPr>
+      <w:r>
+        <w:rPr>
+          <w:rtl w:val="0"/>
+        </w:rPr>
+        <w:t xml:space="preserve">Inseminación artificial: servicio realizado con semen congelado de un toro de catálogo, en lugar de con un toro presente en el establecimiento.</w:t>
+      </w:r>
+    </w:p>
+    <w:p>
+      <w:pPr>
+        <w:numPr>
+          <w:ilvl w:val="0"/>
+          <w:numId w:val="37"/>
+        </w:numPr>
+        <w:spacing w:before="0" w:beforeAutospacing="0"/>
         <w:ind w:left="720" w:hanging="360"/>
       </w:pPr>
       <w:r>
@@ -16897,7 +17091,7 @@
           <w:ilvl w:val="0"/>
           <w:numId w:val="37"/>
         </w:numPr>
-        <w:spacing w:after="0" w:afterAutospacing="0" w:before="0" w:beforeAutospacing="0"/>
+        <w:spacing w:before="0" w:beforeAutospacing="0"/>
         <w:ind w:left="720" w:hanging="360"/>
       </w:pPr>
       <w:r>
@@ -16913,7 +17107,183 @@
           <w:ilvl w:val="0"/>
           <w:numId w:val="37"/>
         </w:numPr>
-        <w:spacing w:after="0" w:afterAutospacing="0" w:before="0" w:beforeAutospacing="0"/>
+        <w:spacing w:before="0" w:beforeAutospacing="0"/>
+        <w:ind w:left="720" w:hanging="360"/>
+      </w:pPr>
+      <w:r>
+        <w:rPr>
+          <w:rtl w:val="0"/>
+        </w:rPr>
+        <w:t xml:space="preserve">Lactancia: período durante el cual la vaca produce leche, entre un parto y el secado siguiente. Las lactancias de cada animal se numeran de forma correlativa.</w:t>
+      </w:r>
+    </w:p>
+    <w:p>
+      <w:pPr>
+        <w:numPr>
+          <w:ilvl w:val="0"/>
+          <w:numId w:val="37"/>
+        </w:numPr>
+        <w:spacing w:before="0" w:beforeAutospacing="0"/>
+        <w:ind w:left="720" w:hanging="360"/>
+      </w:pPr>
+      <w:r>
+        <w:rPr>
+          <w:rtl w:val="0"/>
+        </w:rPr>
+        <w:t xml:space="preserve">Monta natural: servicio realizado por un toro que integra el rodeo del establecimiento.</w:t>
+      </w:r>
+    </w:p>
+    <w:p>
+      <w:pPr>
+        <w:numPr>
+          <w:ilvl w:val="0"/>
+          <w:numId w:val="37"/>
+        </w:numPr>
+        <w:spacing w:before="0" w:beforeAutospacing="0"/>
+        <w:ind w:left="720" w:hanging="360"/>
+      </w:pPr>
+      <w:r>
+        <w:rPr>
+          <w:rtl w:val="0"/>
+        </w:rPr>
+        <w:t xml:space="preserve">MySQL: sistema de gestión de bases de datos utilizado para almacenar y administrar la información del sistema.</w:t>
+      </w:r>
+    </w:p>
+    <w:p>
+      <w:pPr>
+        <w:numPr>
+          <w:ilvl w:val="0"/>
+          <w:numId w:val="37"/>
+        </w:numPr>
+        <w:spacing w:before="0" w:beforeAutospacing="0"/>
+        <w:ind w:left="720" w:hanging="360"/>
+      </w:pPr>
+      <w:r>
+        <w:rPr>
+          <w:rtl w:val="0"/>
+        </w:rPr>
+        <w:t xml:space="preserve">Novilla: denominación técnica de la vaquillona. El sistema y este documento utilizan vaquillona, que es el término de uso corriente en el establecimiento.</w:t>
+      </w:r>
+    </w:p>
+    <w:p>
+      <w:pPr>
+        <w:numPr>
+          <w:ilvl w:val="0"/>
+          <w:numId w:val="37"/>
+        </w:numPr>
+        <w:spacing w:before="0" w:beforeAutospacing="0"/>
+        <w:ind w:left="720" w:hanging="360"/>
+      </w:pPr>
+      <w:r>
+        <w:rPr>
+          <w:rtl w:val="0"/>
+        </w:rPr>
+        <w:t xml:space="preserve">Ordeñe por lote: medición de los litros totales producidos por el grupo de animales en ordeñe durante un turno. Es el registro que se realiza todos los días.</w:t>
+      </w:r>
+    </w:p>
+    <w:p>
+      <w:pPr>
+        <w:numPr>
+          <w:ilvl w:val="0"/>
+          <w:numId w:val="37"/>
+        </w:numPr>
+        <w:spacing w:before="0" w:beforeAutospacing="0"/>
+        <w:ind w:left="720" w:hanging="360"/>
+      </w:pPr>
+      <w:r>
+        <w:rPr>
+          <w:rtl w:val="0"/>
+        </w:rPr>
+        <w:t xml:space="preserve">Pajuela: dosis de semen congelado proveniente de un toro identificado, utilizada en la inseminación artificial. El sistema la administra como un insumo y descuenta su stock al registrar el servicio.</w:t>
+      </w:r>
+    </w:p>
+    <w:p>
+      <w:pPr>
+        <w:numPr>
+          <w:ilvl w:val="0"/>
+          <w:numId w:val="37"/>
+        </w:numPr>
+        <w:spacing w:before="0" w:beforeAutospacing="0"/>
+        <w:ind w:left="720" w:hanging="360"/>
+      </w:pPr>
+      <w:r>
+        <w:rPr>
+          <w:rtl w:val="0"/>
+        </w:rPr>
+        <w:t xml:space="preserve">Período de carencia: cantidad de días que, una vez finalizado el tratamiento, el producto veterinario permanece presente en el animal. Es un dato propio de cada insumo.</w:t>
+      </w:r>
+    </w:p>
+    <w:p>
+      <w:pPr>
+        <w:numPr>
+          <w:ilvl w:val="0"/>
+          <w:numId w:val="37"/>
+        </w:numPr>
+        <w:spacing w:before="0" w:beforeAutospacing="0"/>
+        <w:ind w:left="720" w:hanging="360"/>
+      </w:pPr>
+      <w:r>
+        <w:rPr>
+          <w:rtl w:val="0"/>
+        </w:rPr>
+        <w:t xml:space="preserve">Período de espera voluntaria: días posteriores al parto durante los cuales no se sirve a la vaca aunque manifieste celo, para permitir su recuperación. El sistema utiliza cuarenta y cinco días.</w:t>
+      </w:r>
+    </w:p>
+    <w:p>
+      <w:pPr>
+        <w:numPr>
+          <w:ilvl w:val="0"/>
+          <w:numId w:val="37"/>
+        </w:numPr>
+        <w:spacing w:before="0" w:beforeAutospacing="0"/>
+        <w:ind w:left="720" w:hanging="360"/>
+      </w:pPr>
+      <w:r>
+        <w:rPr>
+          <w:rtl w:val="0"/>
+        </w:rPr>
+        <w:t xml:space="preserve">Plan sanitario: regla que define qué procedimiento corresponde a qué categoría de animales, desde qué edad y con qué periodicidad. A partir de los planes configurados y de las aplicaciones ya registradas, el sistema arma el calendario de procedimientos pendientes.</w:t>
+      </w:r>
+    </w:p>
+    <w:p>
+      <w:pPr>
+        <w:numPr>
+          <w:ilvl w:val="0"/>
+          <w:numId w:val="37"/>
+        </w:numPr>
+        <w:spacing w:before="0" w:beforeAutospacing="0"/>
+        <w:ind w:left="720" w:hanging="360"/>
+      </w:pPr>
+      <w:r>
+        <w:rPr>
+          <w:rtl w:val="0"/>
+        </w:rPr>
+        <w:t xml:space="preserve">Proyección a 305 días: estimación de lo que una vaca produciría si sostuviera su ritmo actual durante una lactancia estándar de trescientos cinco días. Es un cálculo lineal que sirve para comparar animales que atraviesan distintos momentos de su lactancia, no para pronosticar producción.</w:t>
+      </w:r>
+    </w:p>
+    <w:p>
+      <w:pPr>
+        <w:numPr>
+          <w:ilvl w:val="0"/>
+          <w:numId w:val="37"/>
+        </w:numPr>
+        <w:spacing w:before="0" w:beforeAutospacing="0"/>
+        <w:ind w:left="720" w:hanging="360"/>
+      </w:pPr>
+      <w:r>
+        <w:rPr>
+          <w:rtl w:val="0"/>
+        </w:rPr>
+        <w:t xml:space="preserve">Rodeo: conjunto de animales que integran el establecimiento.</w:t>
+      </w:r>
+    </w:p>
+    <w:p>
+      <w:pPr>
+        <w:numPr>
+          <w:ilvl w:val="0"/>
+          <w:numId w:val="37"/>
+        </w:numPr>
+        <w:spacing w:before="0" w:beforeAutospacing="0"/>
         <w:ind w:left="720" w:hanging="360"/>
       </w:pPr>
       <w:r>
@@ -16929,7 +17299,39 @@
           <w:ilvl w:val="0"/>
           <w:numId w:val="37"/>
         </w:numPr>
-        <w:spacing w:after="0" w:afterAutospacing="0" w:before="0" w:beforeAutospacing="0"/>
+        <w:spacing w:before="0" w:beforeAutospacing="0"/>
+        <w:ind w:left="720" w:hanging="360"/>
+      </w:pPr>
+      <w:r>
+        <w:rPr>
+          <w:rtl w:val="0"/>
+        </w:rPr>
+        <w:t xml:space="preserve">Secado: cierre deliberado de la lactancia con anterioridad al parto siguiente, para que la vaca descanse. El sistema recomienda realizarlo sesenta días antes de la fecha probable de parto.</w:t>
+      </w:r>
+    </w:p>
+    <w:p>
+      <w:pPr>
+        <w:numPr>
+          <w:ilvl w:val="0"/>
+          <w:numId w:val="37"/>
+        </w:numPr>
+        <w:spacing w:before="0" w:beforeAutospacing="0"/>
+        <w:ind w:left="720" w:hanging="360"/>
+      </w:pPr>
+      <w:r>
+        <w:rPr>
+          <w:rtl w:val="0"/>
+        </w:rPr>
+        <w:t xml:space="preserve">Servicio: intento de preñar a una hembra, ya sea por monta natural o por inseminación artificial. El sistema admite registrarlo a partir de los trece meses de edad.</w:t>
+      </w:r>
+    </w:p>
+    <w:p>
+      <w:pPr>
+        <w:numPr>
+          <w:ilvl w:val="0"/>
+          <w:numId w:val="37"/>
+        </w:numPr>
+        <w:spacing w:before="0" w:beforeAutospacing="0"/>
         <w:ind w:left="720" w:hanging="360"/>
       </w:pPr>
       <w:r>
@@ -16945,14 +17347,14 @@
           <w:ilvl w:val="0"/>
           <w:numId w:val="37"/>
         </w:numPr>
-        <w:spacing w:after="0" w:afterAutospacing="0" w:before="0" w:beforeAutospacing="0"/>
-        <w:ind w:left="720" w:hanging="360"/>
-      </w:pPr>
-      <w:r>
-        <w:rPr>
-          <w:rtl w:val="0"/>
-        </w:rPr>
-        <w:t xml:space="preserve">MySQL: sistema de gestión de bases de datos utilizado para almacenar y administrar la información del sistema.</w:t>
+        <w:spacing w:before="0" w:beforeAutospacing="0"/>
+        <w:ind w:left="720" w:hanging="360"/>
+      </w:pPr>
+      <w:r>
+        <w:rPr>
+          <w:rtl w:val="0"/>
+        </w:rPr>
+        <w:t xml:space="preserve">Tacto: palpación mediante la cual se confirma o se descarta la preñez de una hembra servida. El sistema la incorpora a la lista de tactos pendientes a los treinta y cinco días del servicio.</w:t>
       </w:r>
     </w:p>
     <w:p>
@@ -16961,7 +17363,7 @@
           <w:ilvl w:val="0"/>
           <w:numId w:val="37"/>
         </w:numPr>
-        <w:spacing w:after="0" w:afterAutospacing="0" w:before="0" w:beforeAutospacing="0"/>
+        <w:spacing w:before="0" w:beforeAutospacing="0"/>
         <w:ind w:left="720" w:hanging="360"/>
       </w:pPr>
       <w:r>
@@ -16977,7 +17379,7 @@
           <w:ilvl w:val="0"/>
           <w:numId w:val="37"/>
         </w:numPr>
-        <w:spacing w:after="0" w:afterAutospacing="0" w:before="0" w:beforeAutospacing="0"/>
+        <w:spacing w:before="0" w:beforeAutospacing="0"/>
         <w:ind w:left="720" w:hanging="360"/>
       </w:pPr>
       <w:r>
@@ -16985,6 +17387,22 @@
           <w:rtl w:val="0"/>
         </w:rPr>
         <w:t xml:space="preserve">UML: lenguaje de modelado utilizado para representar gráficamente distintos componentes y procesos del sistema.</w:t>
+      </w:r>
+    </w:p>
+    <w:p>
+      <w:pPr>
+        <w:numPr>
+          <w:ilvl w:val="0"/>
+          <w:numId w:val="37"/>
+        </w:numPr>
+        <w:spacing w:before="0" w:beforeAutospacing="0"/>
+        <w:ind w:left="720" w:hanging="360"/>
+      </w:pPr>
+      <w:r>
+        <w:rPr>
+          <w:rtl w:val="0"/>
+        </w:rPr>
+        <w:t xml:space="preserve">Vaquillona: hembra de más de doce meses que todavía no ha tenido partos. Al registrarse su primer parto pasa a ser vaca.</w:t>
       </w:r>
     </w:p>
     <w:p>
@@ -17042,22 +17460,77 @@
         <w:spacing w:after="0" w:afterAutospacing="0"/>
         <w:ind w:left="720" w:hanging="360"/>
       </w:pPr>
-      <w:hyperlink r:id="rId16">
-        <w:r>
-          <w:rPr>
-            <w:color w:val="1155cc"/>
-            <w:u w:val="single"/>
-            <w:rtl w:val="0"/>
-          </w:rPr>
-          <w:t xml:space="preserve">Microsoft .NET Documentation</w:t>
-          <w:br w:type="textWrapping"/>
-        </w:r>
-      </w:hyperlink>
-      <w:r>
-        <w:rPr>
-          <w:rtl w:val="0"/>
-        </w:rPr>
-        <w:t xml:space="preserve"> Documentación oficial de .NET utilizada como referencia para arquitectura, desarrollo backend, acceso a datos y configuración del sistema. Último acceso: mayo de 2026.</w:t>
+      <w:r>
+        <w:rPr>
+          <w:rtl w:val="0"/>
+        </w:rPr>
+        <w:t xml:space="preserve">Booch, Grady; Rumbaugh, James; Jacobson, Ivar. El lenguaje unificado de modelado. 2da. ed. Madrid: Pearson Addison-Wesley, 2006.</w:t>
+      </w:r>
+    </w:p>
+    <w:p>
+      <w:pPr>
+        <w:numPr>
+          <w:ilvl w:val="0"/>
+          <w:numId w:val="18"/>
+        </w:numPr>
+        <w:spacing w:after="0" w:afterAutospacing="0"/>
+        <w:ind w:left="720" w:hanging="360"/>
+      </w:pPr>
+      <w:r>
+        <w:rPr>
+          <w:rtl w:val="0"/>
+        </w:rPr>
+        <w:t xml:space="preserve">Elmasri, Ramez; Navathe, Shamkant B. Fundamentos de sistemas de bases de datos. 5ta. ed. Madrid: Pearson Addison-Wesley, 2007.</w:t>
+      </w:r>
+    </w:p>
+    <w:p>
+      <w:pPr>
+        <w:numPr>
+          <w:ilvl w:val="0"/>
+          <w:numId w:val="18"/>
+        </w:numPr>
+        <w:spacing w:after="0" w:afterAutospacing="0"/>
+        <w:ind w:left="720" w:hanging="360"/>
+      </w:pPr>
+      <w:r>
+        <w:rPr>
+          <w:rtl w:val="0"/>
+        </w:rPr>
+        <w:t xml:space="preserve">Sommerville, Ian. Ingeniería de software. 9na. ed. México: Pearson Educación, 2011.</w:t>
+      </w:r>
+    </w:p>
+    <w:p>
+      <w:pPr>
+        <w:numPr>
+          <w:ilvl w:val="0"/>
+          <w:numId w:val="18"/>
+        </w:numPr>
+        <w:spacing w:after="0" w:afterAutospacing="0"/>
+        <w:ind w:left="720" w:hanging="360"/>
+      </w:pPr>
+      <w:r>
+        <w:rPr>
+          <w:rtl w:val="0"/>
+        </w:rPr>
+        <w:t xml:space="preserve">Pressman, Roger S. Ingeniería del software: un enfoque práctico. 7ma. ed. México: McGraw-Hill, 2010.</w:t>
+      </w:r>
+    </w:p>
+    <w:p>
+      <w:pPr>
+        <w:numPr>
+          <w:ilvl w:val="0"/>
+          <w:numId w:val="18"/>
+        </w:numPr>
+        <w:spacing w:after="0" w:afterAutospacing="0"/>
+        <w:ind w:left="720" w:hanging="360"/>
+      </w:pPr>
+      <w:r>
+        <w:rPr>
+          <w:rtl w:val="0"/>
+        </w:rPr>
+        <w:t xml:space="preserve">Microsoft .NET Documentation</w:t>
+        <w:br w:type="textWrapping"/>
+        <w:t xml:space="preserve"> Documentación oficial de .NET utilizada como referencia para arquitectura, desarrollo backend, acceso a datos y configuración del sistema. Disponible en internet: https://learn.microsoft.com/dotnet/. Último acceso: agosto de 2026.</w:t>
       </w:r>
     </w:p>
     <w:p>
@@ -17075,7 +17548,7 @@
         </w:rPr>
         <w:t xml:space="preserve">MySQL Documentation</w:t>
         <w:br w:type="textWrapping"/>
-        <w:t xml:space="preserve"> Documentación oficial de MySQL utilizada como referencia para modelado, administración y consultas de base de datos. Último acceso: mayo de 2026.</w:t>
+        <w:t xml:space="preserve"> Documentación oficial de MySQL utilizada como referencia para modelado, administración y consultas de base de datos. Disponible en internet: https://dev.mysql.com/doc/. Último acceso: agosto de 2026.</w:t>
       </w:r>
     </w:p>
     <w:p>
@@ -17087,22 +17560,13 @@
         <w:spacing w:after="0" w:afterAutospacing="0" w:before="0" w:beforeAutospacing="0"/>
         <w:ind w:left="720" w:hanging="360"/>
       </w:pPr>
-      <w:hyperlink r:id="rId17">
-        <w:r>
-          <w:rPr>
-            <w:color w:val="1155cc"/>
-            <w:u w:val="single"/>
-            <w:rtl w:val="0"/>
-          </w:rPr>
-          <w:t xml:space="preserve">Bootstrap Documentation</w:t>
-          <w:br w:type="textWrapping"/>
-        </w:r>
-      </w:hyperlink>
-      <w:r>
-        <w:rPr>
-          <w:rtl w:val="0"/>
-        </w:rPr>
-        <w:t xml:space="preserve"> Documentación oficial utilizada para el diseño responsive y construcción de interfaces web adaptables. Último acceso: mayo de 2026.</w:t>
+      <w:r>
+        <w:rPr>
+          <w:rtl w:val="0"/>
+        </w:rPr>
+        <w:t xml:space="preserve">Bootstrap Documentation</w:t>
+        <w:br w:type="textWrapping"/>
+        <w:t xml:space="preserve"> Documentación oficial utilizada para el diseño responsive y la construcción de interfaces web adaptables. Disponible en internet: https://getbootstrap.com/docs/. Último acceso: agosto de 2026.</w:t>
       </w:r>
     </w:p>
     <w:p>
@@ -17114,22 +17578,13 @@
         <w:spacing w:after="0" w:afterAutospacing="0" w:before="0" w:beforeAutospacing="0"/>
         <w:ind w:left="720" w:hanging="360"/>
       </w:pPr>
-      <w:hyperlink r:id="rId18">
-        <w:r>
-          <w:rPr>
-            <w:color w:val="1155cc"/>
-            <w:u w:val="single"/>
-            <w:rtl w:val="0"/>
-          </w:rPr>
-          <w:t xml:space="preserve">Telegram Bot API Documentation</w:t>
-          <w:br w:type="textWrapping"/>
-        </w:r>
-      </w:hyperlink>
-      <w:r>
-        <w:rPr>
-          <w:rtl w:val="0"/>
-        </w:rPr>
-        <w:t xml:space="preserve"> Documentación oficial utilizada para la integración del sistema de notificaciones mediante bots de Telegram. Último acceso: mayo de 2026.</w:t>
+      <w:r>
+        <w:rPr>
+          <w:rtl w:val="0"/>
+        </w:rPr>
+        <w:t xml:space="preserve">Telegram Bot API Documentation</w:t>
+        <w:br w:type="textWrapping"/>
+        <w:t xml:space="preserve"> Documentación oficial utilizada para la integración del sistema de notificaciones mediante bots de Telegram. Disponible en internet: https://core.telegram.org/bots/api. Último acceso: agosto de 2026.</w:t>
       </w:r>
     </w:p>
     <w:p>
@@ -17141,22 +17596,13 @@
         <w:spacing w:after="0" w:afterAutospacing="0" w:before="0" w:beforeAutospacing="0"/>
         <w:ind w:left="720" w:hanging="360"/>
       </w:pPr>
-      <w:hyperlink r:id="rId19">
-        <w:r>
-          <w:rPr>
-            <w:color w:val="1155cc"/>
-            <w:u w:val="single"/>
-            <w:rtl w:val="0"/>
-          </w:rPr>
-          <w:t xml:space="preserve">Visual Studio</w:t>
-          <w:br w:type="textWrapping"/>
-        </w:r>
-      </w:hyperlink>
-      <w:r>
-        <w:rPr>
-          <w:rtl w:val="0"/>
-        </w:rPr>
-        <w:t xml:space="preserve"> Sitio oficial utilizado como referencia para herramientas y entorno de desarrollo compatible con .NET y MySQL. Último acceso: mayo de 2026.</w:t>
+      <w:r>
+        <w:rPr>
+          <w:rtl w:val="0"/>
+        </w:rPr>
+        <w:t xml:space="preserve">Visual Studio</w:t>
+        <w:br w:type="textWrapping"/>
+        <w:t xml:space="preserve"> Sitio oficial utilizado como referencia para herramientas y entorno de desarrollo compatible con .NET y MySQL. Disponible en internet: https://visualstudio.microsoft.com/. Último acceso: agosto de 2026.</w:t>
       </w:r>
     </w:p>
     <w:p>
@@ -17168,22 +17614,13 @@
         <w:spacing w:after="0" w:afterAutospacing="0" w:before="0" w:beforeAutospacing="0"/>
         <w:ind w:left="720" w:hanging="360"/>
       </w:pPr>
-      <w:hyperlink r:id="rId20">
-        <w:r>
-          <w:rPr>
-            <w:color w:val="1155cc"/>
-            <w:u w:val="single"/>
-            <w:rtl w:val="0"/>
-          </w:rPr>
-          <w:t xml:space="preserve">SmarterASP.NET</w:t>
-          <w:br w:type="textWrapping"/>
-        </w:r>
-      </w:hyperlink>
-      <w:r>
-        <w:rPr>
-          <w:rtl w:val="0"/>
-        </w:rPr>
-        <w:t xml:space="preserve"> Sitio oficial del servicio de hosting seleccionado para el despliegue del sistema. Último acceso: mayo de 2026.</w:t>
+      <w:r>
+        <w:rPr>
+          <w:rtl w:val="0"/>
+        </w:rPr>
+        <w:t xml:space="preserve">SmarterASP.NET</w:t>
+        <w:br w:type="textWrapping"/>
+        <w:t xml:space="preserve"> Sitio oficial del servicio de hosting seleccionado para el despliegue del sistema. Disponible en internet: https://www.smarterasp.net/. Último acceso: agosto de 2026.</w:t>
       </w:r>
     </w:p>
     <w:p>
